--- a/Documentos Legales/PYMIA_NDA.docx
+++ b/Documentos Legales/PYMIA_NDA.docx
@@ -80,7 +80,7 @@
           <w:sz w:val="20"/>
           <w:szCs w:val="20"/>
         </w:rPr>
-        <w:t xml:space="preserve">Bogotá D.C., Colombia — 2025</w:t>
+        <w:t>Bogotá D.C., Colombia — 2026</w:t>
       </w:r>
     </w:p>
     <w:p>
